--- a/corpus/synthetic/inline-image-mixed__004.docx
+++ b/corpus/synthetic/inline-image-mixed__004.docx
@@ -3,6 +3,9 @@
 <w:document xmlns:w="http://schemas.openxmlformats.org/wordprocessingml/2006/main" xmlns:r="http://schemas.openxmlformats.org/officeDocument/2006/relationships" xmlns:wp="http://schemas.openxmlformats.org/drawingml/2006/wordprocessingDrawing" xmlns:a="http://schemas.openxmlformats.org/drawingml/2006/main" xmlns:pic="http://schemas.openxmlformats.org/drawingml/2006/picture" xmlns:m="http://schemas.openxmlformats.org/officeDocument/2006/math">
   <w:body>
     <w:p>
+      <w:r>
+        <w:br w:clear="none" w:type="page"/>
+      </w:r>
       <w:r>
         <w:drawing>
           <wp:inline>
@@ -18,9 +21,6 @@
             </a:graphic>
           </wp:inline>
         </w:drawing>
-      </w:r>
-      <w:r>
-        <w:br w:type="page"/>
       </w:r>
     </w:p>
     <w:sectPr>
